--- a/academic-papers/עבודת סיכום - מוגבלות בלתי נראית ב - אזה הולמס.docx
+++ b/academic-papers/עבודת סיכום - מוגבלות בלתי נראית ב - אזה הולמס.docx
@@ -172,7 +172,7 @@
           <w:szCs w:val="24"/>
           <w:rtl/>
         </w:rPr>
-        <w:t xml:space="preserve">מגישות:</w:t>
+        <w:t xml:space="preserve">מגישים:</w:t>
       </w:r>
     </w:p>
     <w:p>
@@ -188,7 +188,7 @@
           <w:szCs w:val="24"/>
           <w:rtl/>
         </w:rPr>
-        <w:t xml:space="preserve">______________________    ת.ז. ______________</w:t>
+        <w:t xml:space="preserve">רביע אלטורי, ת.ז. 209529783</w:t>
       </w:r>
     </w:p>
     <w:p>
@@ -204,7 +204,7 @@
           <w:szCs w:val="24"/>
           <w:rtl/>
         </w:rPr>
-        <w:t xml:space="preserve">______________________    ת.ז. ______________</w:t>
+        <w:t xml:space="preserve">רדואן אלטורי, ת.ז. 300632767</w:t>
       </w:r>
     </w:p>
     <w:p>
@@ -688,7 +688,7 @@
           <w:szCs w:val="24"/>
           <w:rtl/>
         </w:rPr>
-        <w:t xml:space="preserve">אם תלמידה כמו אזה הייתה מגיעה לכיתה שלנו, סביר שלא היינו יודעות דבר. זו נקודת הפתיחה שצריכה להנחות אותנו, ומכאן נגזרות כמה החלטות מעשיות.</w:t>
+        <w:t xml:space="preserve">אם תלמידה כמו אזה הייתה מגיעה לכיתה שלנו, סביר שלא היינו יודעים דבר. זו נקודת הפתיחה שצריכה להנחות אותנו, ומכאן נגזרות כמה החלטות מעשיות.</w:t>
       </w:r>
     </w:p>
     <w:p>

--- a/academic-papers/עבודת סיכום - מוגבלות בלתי נראית ב - אזה הולמס.docx
+++ b/academic-papers/עבודת סיכום - מוגבלות בלתי נראית ב - אזה הולמס.docx
@@ -1041,16 +1041,16 @@
           <w:szCs w:val="24"/>
           <w:rtl/>
         </w:rPr>
-        <w:t xml:space="preserve"> סוציולוגיה ישראלית, (2)</w:t>
-      </w:r>
-      <w:r>
-        <w:rPr>
-          <w:rFonts w:ascii="David" w:cs="David" w:eastAsia="David" w:hAnsi="David"/>
-          <w:sz w:val="24"/>
-          <w:szCs w:val="24"/>
-          <w:rtl/>
-        </w:rPr>
-        <w:t xml:space="preserve">, 389-415.</w:t>
+        <w:t xml:space="preserve"> סוציולוגיה ישראלית, 15</w:t>
+      </w:r>
+      <w:r>
+        <w:rPr>
+          <w:rFonts w:ascii="David" w:cs="David" w:eastAsia="David" w:hAnsi="David"/>
+          <w:sz w:val="24"/>
+          <w:szCs w:val="24"/>
+          <w:rtl/>
+        </w:rPr>
+        <w:t xml:space="preserve">(2), 389-415.</w:t>
       </w:r>
     </w:p>
     <w:p>

--- a/academic-papers/עבודת סיכום - מוגבלות בלתי נראית ב - אזה הולמס.docx
+++ b/academic-papers/עבודת סיכום - מוגבלות בלתי נראית ב - אזה הולמס.docx
@@ -4,25 +4,48 @@
   <w:body>
     <w:p>
       <w:pPr>
-        <w:pBdr>
-          <w:top w:val="dashed" w:color="999999" w:sz="6" w:space="6"/>
-          <w:bottom w:val="dashed" w:color="999999" w:sz="6" w:space="6"/>
-          <w:left w:val="dashed" w:color="999999" w:sz="6" w:space="6"/>
-          <w:right w:val="dashed" w:color="999999" w:sz="6" w:space="6"/>
-        </w:pBdr>
-        <w:bidi/>
-        <w:spacing w:after="480" w:before="240" w:line="360"/>
+        <w:spacing w:after="480" w:before="240" w:line="240" w:lineRule="auto"/>
         <w:jc w:val="center"/>
       </w:pPr>
       <w:r>
-        <w:rPr>
-          <w:rFonts w:ascii="David" w:cs="David" w:eastAsia="David" w:hAnsi="David"/>
-          <w:color w:val="808080"/>
-          <w:sz w:val="24"/>
-          <w:szCs w:val="24"/>
-          <w:rtl/>
-        </w:rPr>
-        <w:t xml:space="preserve">[יש להוסיף כאן את לוגו הקריה האקדמית אונו ולמחוק את המסגרת]</w:t>
+        <w:drawing>
+          <wp:inline distT="0" distB="0" distL="0" distR="0">
+            <wp:extent cx="1295400" cy="638175"/>
+            <wp:effectExtent t="0" r="0" b="0" l="0"/>
+            <wp:docPr id="1" name="logo" descr="לוגו הקריה האקדמית אונו" title="הקריה האקדמית אונו"/>
+            <wp:cNvGraphicFramePr>
+              <a:graphicFrameLocks xmlns:a="http://schemas.openxmlformats.org/drawingml/2006/main" noChangeAspect="1"/>
+            </wp:cNvGraphicFramePr>
+            <a:graphic xmlns:a="http://schemas.openxmlformats.org/drawingml/2006/main">
+              <a:graphicData uri="http://schemas.openxmlformats.org/drawingml/2006/picture">
+                <pic:pic xmlns:pic="http://schemas.openxmlformats.org/drawingml/2006/picture">
+                  <pic:nvPicPr>
+                    <pic:cNvPr id="0" name="" descr=""/>
+                    <pic:cNvPicPr>
+                      <a:picLocks noChangeAspect="1" noChangeArrowheads="1"/>
+                    </pic:cNvPicPr>
+                  </pic:nvPicPr>
+                  <pic:blipFill>
+                    <a:blip r:embed="rId8" cstate="none"/>
+                    <a:srcRect/>
+                    <a:stretch>
+                      <a:fillRect/>
+                    </a:stretch>
+                  </pic:blipFill>
+                  <pic:spPr bwMode="auto">
+                    <a:xfrm>
+                      <a:off x="0" y="0"/>
+                      <a:ext cx="1295400" cy="638175"/>
+                    </a:xfrm>
+                    <a:prstGeom prst="rect">
+                      <a:avLst/>
+                    </a:prstGeom>
+                  </pic:spPr>
+                </pic:pic>
+              </a:graphicData>
+            </a:graphic>
+          </wp:inline>
+        </w:drawing>
       </w:r>
     </w:p>
     <w:p>
@@ -246,7 +269,7 @@
           <w:szCs w:val="24"/>
           <w:rtl/>
         </w:rPr>
-        <w:t xml:space="preserve">מוגבלות שאינה נראית מציבה בפני מי שחי איתה שאלה שחוזרת בכל מפגש חדש: האם לספר, למי, ובאיזה עיתוי. ההחלטה אינה נעשית פעם אחת ולתמיד, והיא נגזרת מהקהל, מהסיטואציה ומההקשר (ושלר, 2026). העבודה בוחנת את השאלה הזאת דרך אזה הולמס, המספרת ברומן</w:t>
+        <w:t xml:space="preserve">מוגבלות שאינה נראית מציבה בפני מי שחי איתה שאלה שחוזרת בכל מפגש חדש: האם לספר, למי, ובאיזה עיתוי. ההחלטה נגזרת מהקהל ומההקשר, ולכן היא מתקבלת שוב ושוב (ושלר, 2026). העבודה בוחנת אותה דרך אזה הולמס, המספרת ברומן</w:t>
       </w:r>
       <w:r>
         <w:rPr>
@@ -355,7 +378,7 @@
           <w:szCs w:val="24"/>
           <w:rtl/>
         </w:rPr>
-        <w:t xml:space="preserve">, 2017). לבחירה הנרטיבית הזאת יש משקל בהערכת הייצוג בהמשך.</w:t>
+        <w:t xml:space="preserve">, 2017).</w:t>
       </w:r>
     </w:p>
     <w:p>
@@ -437,7 +460,7 @@
           <w:szCs w:val="24"/>
           <w:rtl/>
         </w:rPr>
-        <w:t xml:space="preserve">היציאה מן הארון אצל אזה אינה מתרחשת בנקודה אחת. סמואלס (2016) מראה שדימוי הארון, שהושאל משיח הזהות המינית, אינו מתאים במלואו למוגבלות בלתי נראית, מפני שהחשיפה בה חלקית, תלוית הקשר וחוזרת על עצמה. אזה נעה בין המצבים שמתאר מודל שלבי החשיפה: היא עוברת בבית הספר כתלמידה ללא מוגבלות, מסתירה את מרבית מה שקורה בתוכה, ורק בפני שלושה אנשים חושפת משהו מזה (איכנגרין ואחרים, 2016).</w:t>
+        <w:t xml:space="preserve">היציאה מן הארון אצל אזה אינה מתרחשת בנקודה אחת. סמואלס (2016) מראה שדימוי הארון, שהושאל משיח הזהות המינית, אינו מתאים במלואו למוגבלות בלתי נראית, מפני שהחשיפה בה חלקית וחוזרת על עצמה. אזה נעה בין המצבים שמתאר מודל שלבי החשיפה: היא עוברת בבית הספר כתלמידה ללא מוגבלות, ורק בפני שלושה אנשים חושפת משהו (איכנגרין ואחרים, 2016).</w:t>
       </w:r>
     </w:p>
     <w:p>
@@ -521,39 +544,39 @@
           <w:szCs w:val="24"/>
           <w:rtl/>
         </w:rPr>
-        <w:t xml:space="preserve">בקשרים החברתיים ההתמודדות בולטת יותר. דייזי, חברתה הקרובה, כותבת סיפורים בהשראת מלחמת הכוכבים, ובאחד מהם מופיעה דמות שנבנתה על אזה: חברה שקועה בעצמה שמעמיסה על הסובבים אותה. כשאזה קוראת את הסיפור מתפרצת ביניהן מחלוקת שמסתיימת בתאונת דרכים. הרגע הזה מדגים את הביקורת על ההסתרה שמתעוררת ביחסי חברות, כאשר הסביבה מפרשת התנהגות לא כמוגבלות אלא כתכונת אופי (ושלר, 2026).</w:t>
-      </w:r>
-    </w:p>
-    <w:p>
-      <w:pPr>
-        <w:bidi/>
-        <w:spacing w:after="120" w:before="0" w:line="360"/>
-        <w:jc w:val="both"/>
-      </w:pPr>
-      <w:r>
-        <w:rPr>
-          <w:rFonts w:ascii="David" w:cs="David" w:eastAsia="David" w:hAnsi="David"/>
-          <w:sz w:val="24"/>
-          <w:szCs w:val="24"/>
-          <w:rtl/>
-        </w:rPr>
-        <w:t xml:space="preserve">ביחסים הזוגיים עם דייוויס החשיפה נעשית בטיפות. אזה מתקשה בקרבה פיזית מפני שהמחשבות על חיידקים משתלטות עליה בדיוק ברגעים האלה, והיא מתלבטת מה לספר ומתי. הדילמה הזאת אינה ספרותית בלבד. אנשים המתמודדים עם מוגבלות נפשית שוקלים מול כל אדם מחדש את הסיכון שבחשיפה מול המחיר שבשתיקה, ואין בידיהם מידע כיצד תתקבל (נעמן ואחרים, 2017).</w:t>
-      </w:r>
-    </w:p>
-    <w:p>
-      <w:pPr>
-        <w:bidi/>
-        <w:spacing w:after="120" w:before="0" w:line="360"/>
-        <w:jc w:val="both"/>
-      </w:pPr>
-      <w:r>
-        <w:rPr>
-          <w:rFonts w:ascii="David" w:cs="David" w:eastAsia="David" w:hAnsi="David"/>
-          <w:sz w:val="24"/>
-          <w:szCs w:val="24"/>
-          <w:rtl/>
-        </w:rPr>
-        <w:t xml:space="preserve">במשפחה, אמה של אזה נעה בין הגנת יתר לחוסר אונים. היא מכירה את האבחנה, מסיעה את בתה לטיפול פסיכולוגי ודואגת לתרופות שאזה לוקחת באופן לא סדיר. ההתמדה החלקית בטיפול מתקשרת לסטיגמה המופנמת שטל (2007) מתאר: כשאדם מאמץ את העמדות השליליות של החברה כלפי מוגבלות נפשית, נטילת התרופה הופכת לאישור יומי של הזהות שהוא מנסה לדחות.</w:t>
+        <w:t xml:space="preserve">בקשרים החברתיים ההתמודדות בולטת יותר. דייזי, חברתה הקרובה, כותבת סיפור שבו מופיעה דמות שנבנתה על אזה: חברה שקועה בעצמה שמעמיסה על הסובבים אותה. כשאזה קוראת אותו מתפרצת ביניהן מחלוקת שמסתיימת בתאונת דרכים. הרגע הזה מדגים את הביקורת על ההסתרה שמתעוררת ביחסי חברות, כאשר הסביבה מפרשת התנהגות לא כמוגבלות אלא כתכונת אופי (ושלר, 2026).</w:t>
+      </w:r>
+    </w:p>
+    <w:p>
+      <w:pPr>
+        <w:bidi/>
+        <w:spacing w:after="120" w:before="0" w:line="360"/>
+        <w:jc w:val="both"/>
+      </w:pPr>
+      <w:r>
+        <w:rPr>
+          <w:rFonts w:ascii="David" w:cs="David" w:eastAsia="David" w:hAnsi="David"/>
+          <w:sz w:val="24"/>
+          <w:szCs w:val="24"/>
+          <w:rtl/>
+        </w:rPr>
+        <w:t xml:space="preserve">ביחסים הזוגיים עם דייוויס החשיפה נעשית בטיפות. אזה מתקשה בקרבה פיזית מפני שהמחשבות על חיידקים משתלטות עליה בדיוק ברגעים האלה, והיא מתלבטת מה לספר ומתי. אנשים המתמודדים עם מוגבלות נפשית שוקלים מול כל אדם מחדש את הסיכון שבחשיפה מול המחיר שבשתיקה, ואין בידיהם מידע כיצד תתקבל (נעמן ואחרים, 2017).</w:t>
+      </w:r>
+    </w:p>
+    <w:p>
+      <w:pPr>
+        <w:bidi/>
+        <w:spacing w:after="120" w:before="0" w:line="360"/>
+        <w:jc w:val="both"/>
+      </w:pPr>
+      <w:r>
+        <w:rPr>
+          <w:rFonts w:ascii="David" w:cs="David" w:eastAsia="David" w:hAnsi="David"/>
+          <w:sz w:val="24"/>
+          <w:szCs w:val="24"/>
+          <w:rtl/>
+        </w:rPr>
+        <w:t xml:space="preserve">במשפחה, אמה של אזה נעה בין הגנת יתר לחוסר אונים. היא מכירה את האבחנה ודואגת לתרופות שאזה לוקחת באופן לא סדיר. ההתמדה החלקית בטיפול מתקשרת לסטיגמה המופנמת שטל (2007) מתאר: כשאדם מאמץ את העמדות השליליות של החברה כלפי מוגבלות נפשית, נטילת התרופה הופכת לאישור יומי של הזהות שהוא מנסה לדחות.</w:t>
       </w:r>
     </w:p>
     <w:p>
@@ -653,6 +676,22 @@
           <w:szCs w:val="24"/>
           <w:rtl/>
         </w:rPr>
+        <w:t xml:space="preserve">היעדר בולט אחד בייצוג הוא בית הספר. אזה עוברת שנה שלמה בתוך מסגרת חינוכית שאין בה מבוגר אחד ששואל שאלה, ואפילו אמה, שמלמדת באותו בית ספר, אינה הופכת לגשר בין הבית לצוות. זו נאמנות למציאות, שכן מוגבלות בלתי נראית נשארת לרוב מחוץ לשדה הראייה של הצוות, אבל היא גם מעבירה את מלוא האחריות למשפחה ולטיפול הממומן ופוטרת את המערכת מתפקיד. הספרות בתחום עומדת דווקא על החיבור בין מדיניות, שיח ופרקטיקה (אלמוג, 2018).</w:t>
+      </w:r>
+    </w:p>
+    <w:p>
+      <w:pPr>
+        <w:bidi/>
+        <w:spacing w:after="120" w:before="0" w:line="360"/>
+        <w:jc w:val="both"/>
+      </w:pPr>
+      <w:r>
+        <w:rPr>
+          <w:rFonts w:ascii="David" w:cs="David" w:eastAsia="David" w:hAnsi="David"/>
+          <w:sz w:val="24"/>
+          <w:szCs w:val="24"/>
+          <w:rtl/>
+        </w:rPr>
         <w:t xml:space="preserve">מה שהקורא לומד תלוי בקריאה. הלמידה המשמעותית היא שתפקוד חיצוני אינו מדד לסבל, ושמשפט כמו "היא נראית בסדר" אינו מידע. הסיכון הוא שקורא יקח את אזה כדגם של הפרעה טורדנית-כפייתית בכלל, וימדוד לפיה תלמידים שההתמודדות שלהם נראית אחרת לגמרי.</w:t>
       </w:r>
     </w:p>
@@ -720,7 +759,7 @@
           <w:szCs w:val="24"/>
           <w:rtl/>
         </w:rPr>
-        <w:t xml:space="preserve">שנית, כשחשיפה כן מגיעה, לשמור עליה. אזה חשפה בפני שלושה אנשים בלבד, ולא בגלל חוסר אמון בצוות. חשיפה בפני מחנכת אינה אישור להעביר את המידע לחדר המורים. ההסכמה צריכה להיות מפורשת ולנקוב בשמות: מי יידע, מה בדיוק ייאמר, ומה לא ייאמר. בתי ספר רגילים לראות בשיתוף מידע ערך מקצועי, וכאן שיתוף בלי הסכמה הוא הפרה.</w:t>
+        <w:t xml:space="preserve">שנית, כשחשיפה כן מגיעה, לשמור עליה. אזה חשפה בפני שלושה אנשים בלבד, ולא בגלל חוסר אמון בצוות. חשיפה בפני מחנכת אינה אישור להעביר את המידע לחדר המורים. ההסכמה צריכה להיות מפורשת ולנקוב בשמות: מי יידע, מה בדיוק ייאמר, ומה לא ייאמר. בתי ספר רגילים לראות בשיתוף מידע ערך מקצועי, וכאן שיתוף בלי הסכמה הוא הפרה. כשאחד מאנשי הצוות הוא גם הורה של התלמידה, כמו במקרה של אזה, ההפרדה בין שני התפקידים קשה במיוחד וצריך להגדיר אותה מראש ולא בדיעבד.</w:t>
       </w:r>
     </w:p>
     <w:p>
@@ -758,6 +797,38 @@
     <w:p>
       <w:pPr>
         <w:bidi/>
+        <w:spacing w:after="120" w:before="0" w:line="360"/>
+        <w:jc w:val="both"/>
+      </w:pPr>
+      <w:r>
+        <w:rPr>
+          <w:rFonts w:ascii="David" w:cs="David" w:eastAsia="David" w:hAnsi="David"/>
+          <w:sz w:val="24"/>
+          <w:szCs w:val="24"/>
+          <w:rtl/>
+        </w:rPr>
+        <w:t xml:space="preserve">חמישית, לתעד דפוסים ולא אירועים. מוגבלות בלתי נראית מתגלה בחזרה ולא ברגע דרמטי אחד: אותה יציאה מהשיעור באותה שעה בשבוע, אותה משימה שאינה מוגשת, אותה היעדרות אחרי מבחן. יומן קצר שממולא פעם בשבוע מייצר תמונה שאף אירוע בודד אינו מייצר, ומאפשר לפנות להורים עם עובדות במקום עם רושם.</w:t>
+      </w:r>
+    </w:p>
+    <w:p>
+      <w:pPr>
+        <w:bidi/>
+        <w:spacing w:after="120" w:before="0" w:line="360"/>
+        <w:jc w:val="both"/>
+      </w:pPr>
+      <w:r>
+        <w:rPr>
+          <w:rFonts w:ascii="David" w:cs="David" w:eastAsia="David" w:hAnsi="David"/>
+          <w:sz w:val="24"/>
+          <w:szCs w:val="24"/>
+          <w:rtl/>
+        </w:rPr>
+        <w:t xml:space="preserve">ומה לא לעשות. לא לבקש הוכחה, גם לא בעקיפין ובנוסח של שאלה אם היא בטוחה שזה באמת כל כך קשה. ולא להרגיע בהכללה שכולם מרגישים ככה לפעמים, כי זו מחיקה של המוגבלות ולא הכלה שלה. שתי התגובות נראות אמפתיות מבחוץ, ובפועל הן מלמדות את התלמידה שלא היה כדאי לספר.</w:t>
+      </w:r>
+    </w:p>
+    <w:p>
+      <w:pPr>
+        <w:bidi/>
         <w:spacing w:after="0" w:before="0" w:line="360"/>
         <w:jc w:val="both"/>
       </w:pPr>
@@ -768,7 +839,7 @@
           <w:szCs w:val="24"/>
           <w:rtl/>
         </w:rPr>
-        <w:t xml:space="preserve">מה שאנשי ונשות חינוך צריכים לדעת אינו רשימת אבחנות. הם צריכים לדעת שהחשיפה היא תהליך ספירלי שמתרחש בכל פעם מחדש ולא הישג חד-פעמי (ושלר, 2026), ושאי-חשיפה אינה חוסר שיתוף פעולה. והם צריכים לדעת שהשפה שבה מדברים על תלמידה בישיבת צוות היא כבר חלק מהיחס אליה. לכן נאמר תלמידה המתמודדת עם הפרעה טורדנית-כפייתית, ולא נגזור ממנה שם תואר.</w:t>
+        <w:t xml:space="preserve">מה שאנשי ונשות חינוך צריכים לדעת אינו רשימת אבחנות. הם צריכים לדעת שהחשיפה היא תהליך ספירלי שמתרחש בכל פעם מחדש ולא הישג חד-פעמי (ושלר, 2026), ושאי-חשיפה אינה חוסר שיתוף פעולה. וגם שהשפה שבה מדברים על תלמידה בישיבת צוות היא כבר חלק מהיחס אליה. לכן נאמר תלמידה המתמודדת עם הפרעה טורדנית-כפייתית, ולא נגזור ממנה שם תואר.</w:t>
       </w:r>
     </w:p>
     <w:p>

--- a/academic-papers/עבודת סיכום - מוגבלות בלתי נראית ב - אזה הולמס.docx
+++ b/academic-papers/עבודת סיכום - מוגבלות בלתי נראית ב - אזה הולמס.docx
@@ -269,7 +269,7 @@
           <w:szCs w:val="24"/>
           <w:rtl/>
         </w:rPr>
-        <w:t xml:space="preserve">מוגבלות שאינה נראית מציבה בפני מי שחי איתה שאלה שחוזרת בכל מפגש חדש: האם לספר, למי, ובאיזה עיתוי. ההחלטה נגזרת מהקהל ומההקשר, ולכן היא מתקבלת שוב ושוב (ושלר, 2026). העבודה בוחנת אותה דרך אזה הולמס, המספרת ברומן</w:t>
+        <w:t xml:space="preserve">מוגבלות שאינה נראית מציבה בפני מי שחי איתה שאלה שחוזרת בכל מפגש חדש: האם לספר, למי, ובאיזה עיתוי. ההחלטה נגזרת מהקהל ומההקשר, ולכן היא מתקבלת שוב ושוב (איכנגרין ואחרים, 2016). העבודה בוחנת אותה דרך אזה הולמס, המספרת ברומן</w:t>
       </w:r>
       <w:r>
         <w:rPr>
@@ -361,7 +361,7 @@
           <w:szCs w:val="24"/>
           <w:rtl/>
         </w:rPr>
-        <w:t xml:space="preserve"> שראה אור ב-2017. כל המידע על הדמות נלקח מן הרומן עצמו, הכתוב בגוף ראשון מתוך התודעה שלה ובלי מספר חיצוני שמסביר אותה לקורא (</w:t>
+        <w:t xml:space="preserve"> (</w:t>
       </w:r>
       <w:r>
         <w:rPr>
@@ -378,6 +378,56 @@
           <w:szCs w:val="24"/>
           <w:rtl/>
         </w:rPr>
+        <w:t xml:space="preserve">, 2017). כל המידע עליה נלקח מן הרומן, הכתוב בגוף ראשון מתוך התודעה שלה ובלי מספר חיצוני שמסביר אותה לקורא.</w:t>
+      </w:r>
+    </w:p>
+    <w:p>
+      <w:pPr>
+        <w:bidi/>
+        <w:spacing w:after="120" w:before="0" w:line="360"/>
+        <w:jc w:val="both"/>
+      </w:pPr>
+      <w:r>
+        <w:rPr>
+          <w:rFonts w:ascii="David" w:cs="David" w:eastAsia="David" w:hAnsi="David"/>
+          <w:sz w:val="24"/>
+          <w:szCs w:val="24"/>
+          <w:rtl/>
+        </w:rPr>
+        <w:t xml:space="preserve">אזה תלמידת תיכון באינדיאנפוליס. אביה מת ממחלת לב בילדותה, ואמה מלמדת מתמטיקה באותו בית ספר שבו היא לומדת. ההתמודדות המרכזית שלה היא מחשבות טורדניות סביב זיהום חיידקי, ובפרט חרדה מהחיידק </w:t>
+      </w:r>
+      <w:r>
+        <w:rPr>
+          <w:rFonts w:ascii="Times New Roman" w:cs="Times New Roman" w:eastAsia="Times New Roman" w:hAnsi="Times New Roman"/>
+          <w:sz w:val="24"/>
+          <w:szCs w:val="24"/>
+        </w:rPr>
+        <w:t xml:space="preserve">Clostridium difficile.</w:t>
+      </w:r>
+      <w:r>
+        <w:rPr>
+          <w:rFonts w:ascii="David" w:cs="David" w:eastAsia="David" w:hAnsi="David"/>
+          <w:sz w:val="24"/>
+          <w:szCs w:val="24"/>
+          <w:rtl/>
+        </w:rPr>
+        <w:t xml:space="preserve"> המחשבות מתוארות כספירלה שמצטמצמת סביב עצמה. כדי להשתיק אותן היא פותחת שוב ושוב פצע בקצה האצבע, ובאחד השלבים אף שותה חומר חיטוי לידיים (</w:t>
+      </w:r>
+      <w:r>
+        <w:rPr>
+          <w:rFonts w:ascii="Times New Roman" w:cs="Times New Roman" w:eastAsia="Times New Roman" w:hAnsi="Times New Roman"/>
+          <w:sz w:val="24"/>
+          <w:szCs w:val="24"/>
+        </w:rPr>
+        <w:t xml:space="preserve">Green</w:t>
+      </w:r>
+      <w:r>
+        <w:rPr>
+          <w:rFonts w:ascii="David" w:cs="David" w:eastAsia="David" w:hAnsi="David"/>
+          <w:sz w:val="24"/>
+          <w:szCs w:val="24"/>
+          <w:rtl/>
+        </w:rPr>
         <w:t xml:space="preserve">, 2017).</w:t>
       </w:r>
     </w:p>
@@ -394,73 +444,23 @@
           <w:szCs w:val="24"/>
           <w:rtl/>
         </w:rPr>
-        <w:t xml:space="preserve">אזה תלמידת תיכון באינדיאנפוליס. אביה מת ממחלת לב בילדותה, ואמה מלמדת מתמטיקה באותו בית ספר שבו היא לומדת. ההתמודדות המרכזית שלה היא מחשבות טורדניות סביב זיהום חיידקי, ובפרט חרדה מהחיידק </w:t>
-      </w:r>
-      <w:r>
-        <w:rPr>
-          <w:rFonts w:ascii="Times New Roman" w:cs="Times New Roman" w:eastAsia="Times New Roman" w:hAnsi="Times New Roman"/>
-          <w:sz w:val="24"/>
-          <w:szCs w:val="24"/>
-        </w:rPr>
-        <w:t xml:space="preserve">Clostridium difficile.</w:t>
-      </w:r>
-      <w:r>
-        <w:rPr>
-          <w:rFonts w:ascii="David" w:cs="David" w:eastAsia="David" w:hAnsi="David"/>
-          <w:sz w:val="24"/>
-          <w:szCs w:val="24"/>
-          <w:rtl/>
-        </w:rPr>
-        <w:t xml:space="preserve"> המחשבות מתוארות ברומן כספירלה שמצטמצמת סביב עצמה ואינה מותירה לה מקום. כדי להשתיק אותן היא פותחת שוב ושוב פצע קטן בקצה האצבע ומחליפה עליו פלסטר, ובאחד השלבים אף שותה חומר חיטוי לידיים (</w:t>
-      </w:r>
-      <w:r>
-        <w:rPr>
-          <w:rFonts w:ascii="Times New Roman" w:cs="Times New Roman" w:eastAsia="Times New Roman" w:hAnsi="Times New Roman"/>
-          <w:sz w:val="24"/>
-          <w:szCs w:val="24"/>
-        </w:rPr>
-        <w:t xml:space="preserve">Green</w:t>
-      </w:r>
-      <w:r>
-        <w:rPr>
-          <w:rFonts w:ascii="David" w:cs="David" w:eastAsia="David" w:hAnsi="David"/>
-          <w:sz w:val="24"/>
-          <w:szCs w:val="24"/>
-          <w:rtl/>
-        </w:rPr>
-        <w:t xml:space="preserve">, 2017).</w:t>
-      </w:r>
-    </w:p>
-    <w:p>
-      <w:pPr>
-        <w:bidi/>
-        <w:spacing w:after="120" w:before="0" w:line="360"/>
-        <w:jc w:val="both"/>
-      </w:pPr>
-      <w:r>
-        <w:rPr>
-          <w:rFonts w:ascii="David" w:cs="David" w:eastAsia="David" w:hAnsi="David"/>
-          <w:sz w:val="24"/>
-          <w:szCs w:val="24"/>
-          <w:rtl/>
-        </w:rPr>
-        <w:t xml:space="preserve">כלפי חוץ לא רואים דבר. אזה תלמידה טובה, יש לה חברה קרובה, היא יוצאת לדייטים ומגיעה בזמן לשיעורים. הסימן הגלוי היחיד הוא הפלסטר על האצבע, וגם הוא נקרא כשריטה. הפער בין החוויה הפנימית לבין מה שהסביבה רואה הוא בדיוק מה שמגדיר מוגבלות בלתי נראית, ולפער הזה השלכות על איכות החיים ועל היכולת להשיג מטרות (ושלר, 2026).</w:t>
-      </w:r>
-    </w:p>
-    <w:p>
-      <w:pPr>
-        <w:bidi/>
-        <w:spacing w:after="120" w:before="0" w:line="360"/>
-        <w:jc w:val="both"/>
-      </w:pPr>
-      <w:r>
-        <w:rPr>
-          <w:rFonts w:ascii="David" w:cs="David" w:eastAsia="David" w:hAnsi="David"/>
-          <w:sz w:val="24"/>
-          <w:szCs w:val="24"/>
-          <w:rtl/>
-        </w:rPr>
-        <w:t xml:space="preserve">היציאה מן הארון אצל אזה אינה מתרחשת בנקודה אחת. סמואלס (2016) מראה שדימוי הארון, שהושאל משיח הזהות המינית, אינו מתאים במלואו למוגבלות בלתי נראית, מפני שהחשיפה בה חלקית וחוזרת על עצמה. אזה נעה בין המצבים שמתאר מודל שלבי החשיפה: היא עוברת בבית הספר כתלמידה ללא מוגבלות, ורק בפני שלושה אנשים חושפת משהו (איכנגרין ואחרים, 2016).</w:t>
+        <w:t xml:space="preserve">כלפי חוץ לא רואים דבר. אזה תלמידה טובה ומגיעה בזמן לשיעורים, והסימן הגלוי היחיד הוא הפלסטר על האצבע, שנקרא כשריטה. הפער בין החוויה הפנימית למה שהסביבה רואה הוא מה שמגדיר מוגבלות בלתי נראית, ולפער הזה השלכות על איכות החיים (כהן, 2020).</w:t>
+      </w:r>
+    </w:p>
+    <w:p>
+      <w:pPr>
+        <w:bidi/>
+        <w:spacing w:after="120" w:before="0" w:line="360"/>
+        <w:jc w:val="both"/>
+      </w:pPr>
+      <w:r>
+        <w:rPr>
+          <w:rFonts w:ascii="David" w:cs="David" w:eastAsia="David" w:hAnsi="David"/>
+          <w:sz w:val="24"/>
+          <w:szCs w:val="24"/>
+          <w:rtl/>
+        </w:rPr>
+        <w:t xml:space="preserve">היציאה מן הארון אצל אזה אינה מתרחשת בנקודה אחת. סמואלס (2016) מראה שדימוי הארון, שהושאל משיח הזהות המינית, אינו מתאים במלואו למוגבלות בלתי נראית, מפני שהחשיפה בה חלקית וחוזרת על עצמה. אזה עוברת בבית הספר כתלמידה ללא מוגבלות, ורק בפני שלושה אנשים חושפת משהו (איכנגרין ואחרים, 2016).</w:t>
       </w:r>
     </w:p>
     <w:p>
@@ -495,23 +495,23 @@
           <w:szCs w:val="24"/>
           <w:rtl/>
         </w:rPr>
-        <w:t xml:space="preserve">בתחום הלימודי אזה עומדת בדרישות, ומחיר העמידה סמוי. חלק מן השיעורים עוברים עליה בתוך לופ מחשבתי שאינו קשור לנעשה בכיתה, ואיש בבית הספר אינו יודע על כך. מחקר על סטודנטים עם מוגבלות בישראל מצא שרבים נמנעים מלבקש התאמות מחשש לתיוג ומתוך תפיסה שבקשת עזרה מעידה על חוסר מסוגלות (אלמוג, 2018). אזה אינה מבקשת דבר.</w:t>
-      </w:r>
-    </w:p>
-    <w:p>
-      <w:pPr>
-        <w:bidi/>
-        <w:spacing w:after="120" w:before="0" w:line="360"/>
-        <w:jc w:val="both"/>
-      </w:pPr>
-      <w:r>
-        <w:rPr>
-          <w:rFonts w:ascii="David" w:cs="David" w:eastAsia="David" w:hAnsi="David"/>
-          <w:sz w:val="24"/>
-          <w:szCs w:val="24"/>
-          <w:rtl/>
-        </w:rPr>
-        <w:t xml:space="preserve">ההשתתפות החברתית מצטמצמת גם בלי שהתקבלה החלטה מוצהרת. סיטואציות שכוללות אוכל משותף, שירותים ציבוריים או מגע פיזי הופכות אצלה לחשבון של סיכון, והיא מסננת מראש חלק מהמקומות שאליהם היא הולכת (</w:t>
+        <w:t xml:space="preserve">בתחום הלימודי אזה עומדת בדרישות, ומחיר העמידה סמוי. חלק מן השיעורים עוברים עליה בתוך לופ מחשבתי שאינו קשור לנעשה בכיתה. מחקר על סטודנטים עם מוגבלות בישראל מצא שרבים נמנעים מלבקש התאמות מחשש לתיוג ומתוך תפיסה שבקשת עזרה מעידה על חוסר מסוגלות (אלמוג, 2018). אזה אינה מבקשת דבר.</w:t>
+      </w:r>
+    </w:p>
+    <w:p>
+      <w:pPr>
+        <w:bidi/>
+        <w:spacing w:after="120" w:before="0" w:line="360"/>
+        <w:jc w:val="both"/>
+      </w:pPr>
+      <w:r>
+        <w:rPr>
+          <w:rFonts w:ascii="David" w:cs="David" w:eastAsia="David" w:hAnsi="David"/>
+          <w:sz w:val="24"/>
+          <w:szCs w:val="24"/>
+          <w:rtl/>
+        </w:rPr>
+        <w:t xml:space="preserve">ההשתתפות החברתית מצטמצמת בלי שהתקבלה החלטה מוצהרת. סיטואציות שכוללות אוכל משותף או מגע פיזי הופכות אצלה לחשבון של סיכון, והיא מסננת מראש מקומות שאליהם תלך (</w:t>
       </w:r>
       <w:r>
         <w:rPr>
@@ -544,55 +544,55 @@
           <w:szCs w:val="24"/>
           <w:rtl/>
         </w:rPr>
-        <w:t xml:space="preserve">בקשרים החברתיים ההתמודדות בולטת יותר. דייזי, חברתה הקרובה, כותבת סיפור שבו מופיעה דמות שנבנתה על אזה: חברה שקועה בעצמה שמעמיסה על הסובבים אותה. כשאזה קוראת אותו מתפרצת ביניהן מחלוקת שמסתיימת בתאונת דרכים. הרגע הזה מדגים את הביקורת על ההסתרה שמתעוררת ביחסי חברות, כאשר הסביבה מפרשת התנהגות לא כמוגבלות אלא כתכונת אופי (ושלר, 2026).</w:t>
-      </w:r>
-    </w:p>
-    <w:p>
-      <w:pPr>
-        <w:bidi/>
-        <w:spacing w:after="120" w:before="0" w:line="360"/>
-        <w:jc w:val="both"/>
-      </w:pPr>
-      <w:r>
-        <w:rPr>
-          <w:rFonts w:ascii="David" w:cs="David" w:eastAsia="David" w:hAnsi="David"/>
-          <w:sz w:val="24"/>
-          <w:szCs w:val="24"/>
-          <w:rtl/>
-        </w:rPr>
-        <w:t xml:space="preserve">ביחסים הזוגיים עם דייוויס החשיפה נעשית בטיפות. אזה מתקשה בקרבה פיזית מפני שהמחשבות על חיידקים משתלטות עליה בדיוק ברגעים האלה, והיא מתלבטת מה לספר ומתי. אנשים המתמודדים עם מוגבלות נפשית שוקלים מול כל אדם מחדש את הסיכון שבחשיפה מול המחיר שבשתיקה, ואין בידיהם מידע כיצד תתקבל (נעמן ואחרים, 2017).</w:t>
-      </w:r>
-    </w:p>
-    <w:p>
-      <w:pPr>
-        <w:bidi/>
-        <w:spacing w:after="120" w:before="0" w:line="360"/>
-        <w:jc w:val="both"/>
-      </w:pPr>
-      <w:r>
-        <w:rPr>
-          <w:rFonts w:ascii="David" w:cs="David" w:eastAsia="David" w:hAnsi="David"/>
-          <w:sz w:val="24"/>
-          <w:szCs w:val="24"/>
-          <w:rtl/>
-        </w:rPr>
-        <w:t xml:space="preserve">במשפחה, אמה של אזה נעה בין הגנת יתר לחוסר אונים. היא מכירה את האבחנה ודואגת לתרופות שאזה לוקחת באופן לא סדיר. ההתמדה החלקית בטיפול מתקשרת לסטיגמה המופנמת שטל (2007) מתאר: כשאדם מאמץ את העמדות השליליות של החברה כלפי מוגבלות נפשית, נטילת התרופה הופכת לאישור יומי של הזהות שהוא מנסה לדחות.</w:t>
-      </w:r>
-    </w:p>
-    <w:p>
-      <w:pPr>
-        <w:bidi/>
-        <w:spacing w:after="120" w:before="0" w:line="360"/>
-        <w:jc w:val="both"/>
-      </w:pPr>
-      <w:r>
-        <w:rPr>
-          <w:rFonts w:ascii="David" w:cs="David" w:eastAsia="David" w:hAnsi="David"/>
-          <w:sz w:val="24"/>
-          <w:szCs w:val="24"/>
-          <w:rtl/>
-        </w:rPr>
-        <w:t xml:space="preserve">הקושי החמור ביותר שאינו נראה מבחוץ אינו הפצע באצבע. זו השאלה אם היא בעלת בית במחשבותיה שלה. פינקלשטיין (2014) תיארה אצל נשים עם מחלות כרוניות תחושת קיום בעולם שאינו מכיר בסבלן, שבו עמימות רפואית והכחשה חברתית מייצרות ספק בעצם אמינות החוויה. אזה מגיעה למקום דומה, בלי שאיש בסביבתה הבית ספרית מזהה זאת.</w:t>
+        <w:t xml:space="preserve">דייזי, חברתה הקרובה, כותבת סיפור שבו מופיעה דמות שנבנתה על אזה: חברה שקועה בעצמה שמעמיסה על הסובבים אותה. כשאזה קוראת אותו מתפרצת ביניהן מחלוקת שמסתיימת בתאונת דרכים. הסביבה מפרשת את ההתנהגות לא כמוגבלות אלא כתכונת אופי, וזה אחד המחירים של ההסתרה (כהן, 2020).</w:t>
+      </w:r>
+    </w:p>
+    <w:p>
+      <w:pPr>
+        <w:bidi/>
+        <w:spacing w:after="120" w:before="0" w:line="360"/>
+        <w:jc w:val="both"/>
+      </w:pPr>
+      <w:r>
+        <w:rPr>
+          <w:rFonts w:ascii="David" w:cs="David" w:eastAsia="David" w:hAnsi="David"/>
+          <w:sz w:val="24"/>
+          <w:szCs w:val="24"/>
+          <w:rtl/>
+        </w:rPr>
+        <w:t xml:space="preserve">ביחסים הזוגיים עם דייוויס החשיפה נעשית בטיפות. אזה מתקשה בקרבה פיזית מפני שהמחשבות על חיידקים משתלטות עליה בדיוק ברגעים האלה. השקילה הזאת, של הסיכון שבחשיפה מול המחיר שבשתיקה, נעשית מול כל אדם מחדש ובלי מידע כיצד תתקבל (נעמן ואחרים, 2017).</w:t>
+      </w:r>
+    </w:p>
+    <w:p>
+      <w:pPr>
+        <w:bidi/>
+        <w:spacing w:after="120" w:before="0" w:line="360"/>
+        <w:jc w:val="both"/>
+      </w:pPr>
+      <w:r>
+        <w:rPr>
+          <w:rFonts w:ascii="David" w:cs="David" w:eastAsia="David" w:hAnsi="David"/>
+          <w:sz w:val="24"/>
+          <w:szCs w:val="24"/>
+          <w:rtl/>
+        </w:rPr>
+        <w:t xml:space="preserve">במשפחה, אמה נעה בין הגנת יתר לחוסר אונים. היא מכירה את האבחנה ודואגת לתרופות שאזה לוקחת באופן לא סדיר. ההתמדה החלקית מתקשרת לסטיגמה המופנמת שטל (2007) מתאר: כשאדם מאמץ את עמדות החברה כלפי מוגבלות נפשית, נטילת התרופה הופכת לאישור יומי של הזהות שהוא מנסה לדחות.</w:t>
+      </w:r>
+    </w:p>
+    <w:p>
+      <w:pPr>
+        <w:bidi/>
+        <w:spacing w:after="120" w:before="0" w:line="360"/>
+        <w:jc w:val="both"/>
+      </w:pPr>
+      <w:r>
+        <w:rPr>
+          <w:rFonts w:ascii="David" w:cs="David" w:eastAsia="David" w:hAnsi="David"/>
+          <w:sz w:val="24"/>
+          <w:szCs w:val="24"/>
+          <w:rtl/>
+        </w:rPr>
+        <w:t xml:space="preserve">הקושי החמור ביותר שאינו נראה מבחוץ אינו הפצע באצבע. זו השאלה אם היא בעלת בית במחשבותיה שלה. פינקלשטיין (2014) תיארה אצל נשים עם מחלות כרוניות תחושת קיום בעולם שאינו מכיר בסבלן, שבו עמימות רפואית והכחשה חברתית מייצרות ספק בעצם אמינות החוויה. אזה מגיעה למקום דומה, בלי שאיש בבית הספר מזהה זאת.</w:t>
       </w:r>
     </w:p>
     <w:p>
@@ -627,7 +627,7 @@
           <w:szCs w:val="24"/>
           <w:rtl/>
         </w:rPr>
-        <w:t xml:space="preserve">הייצוג ברומן חזק בשני מקומות. הוא מציג הפרעה טורדנית-כפייתית כמחשבות טורדניות וכחרדה, ולא כאהבת סדר וניקיון. הסטריאוטיפ התקשורתי הנפוץ, של הדמות הקפדנית והמשעשעת שמיישרת עפרונות, נעדר כאן לחלוטין. בנוסף, העלילה מסרבת לפתרון שבו האהבה מרפאה. אזה ודייוויס נפרדים, וההתמודדות נמשכת מעבר לסוף הספר (</w:t>
+        <w:t xml:space="preserve">הייצוג ברומן חזק בשני מקומות. הוא מציג הפרעה טורדנית-כפייתית כמחשבות טורדניות וכחרדה ולא כאהבת סדר וניקיון, והסטריאוטיפ התקשורתי של הדמות הקפדנית שמיישרת עפרונות נעדר כאן לחלוטין. בנוסף, העלילה מסרבת לפתרון שבו האהבה מרפאה. אזה ודייוויס נפרדים, וההתמודדות נמשכת מעבר לסוף הספר (</w:t>
       </w:r>
       <w:r>
         <w:rPr>
@@ -660,23 +660,39 @@
           <w:szCs w:val="24"/>
           <w:rtl/>
         </w:rPr>
-        <w:t xml:space="preserve">ובכל זאת לייצוג יש מגבלות. ההתמודדות משובצת בתוך עלילת מסתורין ורומן נעורים, ולכן היא נדרשת לעתים לשרת את המבנה הדרמטי. התאונה מגיעה בשיא הסיפור ואחריה האשפוז, כאילו מוגבלות בלתי נראית חייבת להפוך לרגע אחד גלוי כדי שהקורא יאמין לה. מעבר לכך, לאזה יש משאבים שלרוב האנשים אין: פסיכולוגית קבועה, אם שמאמינה לה ואמצעים לשלם. שאלת הנגישות, ההתאמות והזכויות כמעט אינה נוכחת בספר, וזה חסר מהותי בייצוג של מוגבלות. יש כאן גם פרדוקס שסמואלס (2016) מצביעה עליו: טקסט שכולו חשיפה מפורטת של חוויה פנימית עלול לחזק דווקא את הציפייה שאדם עם מוגבלות בלתי נראית יסביר את עצמו עד הסוף כדי שיאמינו לו.</w:t>
-      </w:r>
-    </w:p>
-    <w:p>
-      <w:pPr>
-        <w:bidi/>
-        <w:spacing w:after="120" w:before="0" w:line="360"/>
-        <w:jc w:val="both"/>
-      </w:pPr>
-      <w:r>
-        <w:rPr>
-          <w:rFonts w:ascii="David" w:cs="David" w:eastAsia="David" w:hAnsi="David"/>
-          <w:sz w:val="24"/>
-          <w:szCs w:val="24"/>
-          <w:rtl/>
-        </w:rPr>
-        <w:t xml:space="preserve">היעדר בולט אחד בייצוג הוא בית הספר. אזה עוברת שנה שלמה בתוך מסגרת חינוכית שאין בה מבוגר אחד ששואל שאלה, ואפילו אמה, שמלמדת באותו בית ספר, אינה הופכת לגשר בין הבית לצוות. זו נאמנות למציאות, שכן מוגבלות בלתי נראית נשארת לרוב מחוץ לשדה הראייה של הצוות, אבל היא גם מעבירה את מלוא האחריות למשפחה ולטיפול הממומן ופוטרת את המערכת מתפקיד. הספרות בתחום עומדת דווקא על החיבור בין מדיניות, שיח ופרקטיקה (אלמוג, 2018).</w:t>
+        <w:t xml:space="preserve">ובכל זאת לייצוג יש מגבלות. ההתמודדות משובצת בתוך עלילת מסתורין ורומן נעורים, ולכן היא נדרשת לעתים לשרת את המבנה הדרמטי. התאונה מגיעה בשיא הסיפור ואחריה האשפוז, כאילו מוגבלות בלתי נראית חייבת להפוך לרגע אחד גלוי כדי שהקורא יאמין לה. מעבר לכך, לאזה יש משאבים שלרוב האנשים אין: פסיכולוגית קבועה, אם שמאמינה לה ואמצעים לשלם. שאלת הנגישות, ההתאמות והזכויות כמעט אינה נוכחת בספר, וזה חסר מהותי בייצוג של מוגבלות.</w:t>
+      </w:r>
+    </w:p>
+    <w:p>
+      <w:pPr>
+        <w:bidi/>
+        <w:spacing w:after="120" w:before="0" w:line="360"/>
+        <w:jc w:val="both"/>
+      </w:pPr>
+      <w:r>
+        <w:rPr>
+          <w:rFonts w:ascii="David" w:cs="David" w:eastAsia="David" w:hAnsi="David"/>
+          <w:sz w:val="24"/>
+          <w:szCs w:val="24"/>
+          <w:rtl/>
+        </w:rPr>
+        <w:t xml:space="preserve">היעדר בולט אחד בייצוג הוא בית הספר. אזה עוברת שנה שלמה במסגרת חינוכית שאין בה מבוגר אחד ששואל שאלה, ואפילו אמה, שמלמדת באותו בית ספר, אינה הופכת לגשר בין הבית לצוות. זו נאמנות למציאות, אבל היא גם מעבירה את מלוא האחריות למשפחה ולטיפול הממומן ופוטרת את המערכת מתפקיד. הספרות בתחום עומדת דווקא על החיבור בין מדיניות, שיח ופרקטיקה (אלמוג, 2018).</w:t>
+      </w:r>
+    </w:p>
+    <w:p>
+      <w:pPr>
+        <w:bidi/>
+        <w:spacing w:after="120" w:before="0" w:line="360"/>
+        <w:jc w:val="both"/>
+      </w:pPr>
+      <w:r>
+        <w:rPr>
+          <w:rFonts w:ascii="David" w:cs="David" w:eastAsia="David" w:hAnsi="David"/>
+          <w:sz w:val="24"/>
+          <w:szCs w:val="24"/>
+          <w:rtl/>
+        </w:rPr>
+        <w:t xml:space="preserve">נקודה נוספת נוגעת לצורה. אזה מספרת את הספירלה בשפה מהוקצעת, וכך הקורא מקבל דין וחשבון מסודר על חוויה שאינה מסודרת. זה מה שהופך את הספר לקריא, וגם מה שמרכך אותו, ועלול ללמד שמוגבלות נפשית היא דבר שאפשר להסביר במילים אם רק מתאמצים. זו בדיוק הציפייה שמכבידה על מי שאינו מצליח להסביר (סמואלס, 2016).</w:t>
       </w:r>
     </w:p>
     <w:p>
@@ -727,7 +743,7 @@
           <w:szCs w:val="24"/>
           <w:rtl/>
         </w:rPr>
-        <w:t xml:space="preserve">אם תלמידה כמו אזה הייתה מגיעה לכיתה שלנו, סביר שלא היינו יודעים דבר. זו נקודת הפתיחה שצריכה להנחות אותנו, ומכאן נגזרות כמה החלטות מעשיות.</w:t>
+        <w:t xml:space="preserve">אם תלמידה כמו אזה הייתה מגיעה לכיתה שלנו, סביר שלא היינו יודעים דבר. זו נקודת הפתיחה, ומכאן נגזרות כמה החלטות מעשיות.</w:t>
       </w:r>
     </w:p>
     <w:p>
@@ -791,7 +807,7 @@
           <w:szCs w:val="24"/>
           <w:rtl/>
         </w:rPr>
-        <w:t xml:space="preserve">רביעית, לא לשכוח את הסביבה. דייזי לא הייתה אויבת, היא הייתה נערה בת שש-עשרה שנשאה לבד משהו שלא הבינה. בית ספר שמלמד את כלל תלמידיו שמוגבלות אינה בהכרח נראית מקטין את הסיכוי שהתנהגות של תלמידה תיקרא כאגואיזם, ואפשר לעשות זאת בלי לדבר על אף תלמיד ספציפי.</w:t>
+        <w:t xml:space="preserve">רביעית, לא לשכוח את הסביבה. דייזי לא הייתה אויבת, היא הייתה נערה בת שש-עשרה שנשאה לבד משהו שלא הבינה. בית ספר שמלמד את כלל תלמידיו שמוגבלות אינה בהכרח נראית מקטין את הסיכוי שהתנהגות תיקרא כאגואיזם, ובלי לדבר על אף תלמיד ספציפי.</w:t>
       </w:r>
     </w:p>
     <w:p>
@@ -823,6 +839,22 @@
           <w:szCs w:val="24"/>
           <w:rtl/>
         </w:rPr>
+        <w:t xml:space="preserve">שישית, מה עושים כשאין חשיפה ויש חשד. לא לאבחן ולא לשאול על מוגבלות, כי לצוות חינוכי אין סמכות לכך ושאלה כזאת דוחפת לחשיפה שלא נבחרה. מה שכן אפשר הוא לתאר מה נראה בעיניים, בלי פרשנות, ולשאול מה יעזור. אמירה כמו "אני רואה שבשבועות האחרונים את יוצאת הרבה מהשיעור, יש משהו שאפשר לסדר" מאפשרת לתלמידה להיעזר בלי להצהיר על דבר.</w:t>
+      </w:r>
+    </w:p>
+    <w:p>
+      <w:pPr>
+        <w:bidi/>
+        <w:spacing w:after="120" w:before="0" w:line="360"/>
+        <w:jc w:val="both"/>
+      </w:pPr>
+      <w:r>
+        <w:rPr>
+          <w:rFonts w:ascii="David" w:cs="David" w:eastAsia="David" w:hAnsi="David"/>
+          <w:sz w:val="24"/>
+          <w:szCs w:val="24"/>
+          <w:rtl/>
+        </w:rPr>
         <w:t xml:space="preserve">ומה לא לעשות. לא לבקש הוכחה, גם לא בעקיפין ובנוסח של שאלה אם היא בטוחה שזה באמת כל כך קשה. ולא להרגיע בהכללה שכולם מרגישים ככה לפעמים, כי זו מחיקה של המוגבלות ולא הכלה שלה. שתי התגובות נראות אמפתיות מבחוץ, ובפועל הן מלמדות את התלמידה שלא היה כדאי לספר.</w:t>
       </w:r>
     </w:p>
@@ -839,7 +871,7 @@
           <w:szCs w:val="24"/>
           <w:rtl/>
         </w:rPr>
-        <w:t xml:space="preserve">מה שאנשי ונשות חינוך צריכים לדעת אינו רשימת אבחנות. הם צריכים לדעת שהחשיפה היא תהליך ספירלי שמתרחש בכל פעם מחדש ולא הישג חד-פעמי (ושלר, 2026), ושאי-חשיפה אינה חוסר שיתוף פעולה. וגם שהשפה שבה מדברים על תלמידה בישיבת צוות היא כבר חלק מהיחס אליה. לכן נאמר תלמידה המתמודדת עם הפרעה טורדנית-כפייתית, ולא נגזור ממנה שם תואר.</w:t>
+        <w:t xml:space="preserve">מה שאנשי ונשות חינוך צריכים לדעת אינו רשימת אבחנות. הם צריכים לדעת שהחשיפה היא תהליך שמתרחש בכל פעם מחדש ולא הישג חד-פעמי (סמואלס, 2016), ושאי-חשיפה אינה חוסר שיתוף פעולה. וגם שהשפה שבה מדברים על תלמידה בישיבת צוות היא כבר חלק מהיחס אליה. לכן נאמר תלמידה המתמודדת עם הפרעה טורדנית-כפייתית, ולא נגזור ממנה שם תואר.</w:t>
       </w:r>
     </w:p>
     <w:p>
@@ -953,7 +985,7 @@
           <w:szCs w:val="24"/>
           <w:rtl/>
         </w:rPr>
-        <w:t xml:space="preserve">ושלר, ד' (2026).</w:t>
+        <w:t xml:space="preserve">טל, א' (2007). על הסטיגמה כלפי אנשים עם מוגבלויות פסיכיאטריות. בתוך נ' הדס-לידור ומ' לכמן (עורכים),</w:t>
       </w:r>
       <w:r>
         <w:rPr>
@@ -964,16 +996,16 @@
           <w:szCs w:val="24"/>
           <w:rtl/>
         </w:rPr>
-        <w:t xml:space="preserve"> מוגבלות בלתי נראית ב': חשיפת המוגבלות</w:t>
-      </w:r>
-      <w:r>
-        <w:rPr>
-          <w:rFonts w:ascii="David" w:cs="David" w:eastAsia="David" w:hAnsi="David"/>
-          <w:sz w:val="24"/>
-          <w:szCs w:val="24"/>
-          <w:rtl/>
-        </w:rPr>
-        <w:t xml:space="preserve"> [מצגת הרצאה]. הקריה האקדמית אונו.</w:t>
+        <w:t xml:space="preserve"> שיקום והחלמה בבריאות הנפש: פרקטיקה, מדיניות ומחקר</w:t>
+      </w:r>
+      <w:r>
+        <w:rPr>
+          <w:rFonts w:ascii="David" w:cs="David" w:eastAsia="David" w:hAnsi="David"/>
+          <w:sz w:val="24"/>
+          <w:szCs w:val="24"/>
+          <w:rtl/>
+        </w:rPr>
+        <w:t xml:space="preserve">. ליתם.</w:t>
       </w:r>
     </w:p>
     <w:p>
@@ -990,7 +1022,7 @@
           <w:szCs w:val="24"/>
           <w:rtl/>
         </w:rPr>
-        <w:t xml:space="preserve">טל, א' (2007). על הסטיגמה כלפי אנשים עם מוגבלויות פסיכיאטריות. בתוך נ' הדס-לידור ומ' לכמן (עורכים),</w:t>
+        <w:t xml:space="preserve">כהן, ל' (2020). מוגבלות בלתי נראית במקום העבודה.</w:t>
       </w:r>
       <w:r>
         <w:rPr>
@@ -1001,16 +1033,16 @@
           <w:szCs w:val="24"/>
           <w:rtl/>
         </w:rPr>
-        <w:t xml:space="preserve"> שיקום והחלמה בבריאות הנפש: פרקטיקה, מדיניות ומחקר</w:t>
-      </w:r>
-      <w:r>
-        <w:rPr>
-          <w:rFonts w:ascii="David" w:cs="David" w:eastAsia="David" w:hAnsi="David"/>
-          <w:sz w:val="24"/>
-          <w:szCs w:val="24"/>
-          <w:rtl/>
-        </w:rPr>
-        <w:t xml:space="preserve">. ליתם.</w:t>
+        <w:t xml:space="preserve"> בטיחות</w:t>
+      </w:r>
+      <w:r>
+        <w:rPr>
+          <w:rFonts w:ascii="David" w:cs="David" w:eastAsia="David" w:hAnsi="David"/>
+          <w:sz w:val="24"/>
+          <w:szCs w:val="24"/>
+          <w:rtl/>
+        </w:rPr>
+        <w:t xml:space="preserve">, 388, 24-25.</w:t>
       </w:r>
     </w:p>
     <w:p>

--- a/academic-papers/עבודת סיכום - מוגבלות בלתי נראית ב - אזה הולמס.docx
+++ b/academic-papers/עבודת סיכום - מוגבלות בלתי נראית ב - אזה הולמס.docx
@@ -10,7 +10,7 @@
       <w:r>
         <w:drawing>
           <wp:inline distT="0" distB="0" distL="0" distR="0">
-            <wp:extent cx="1295400" cy="638175"/>
+            <wp:extent cx="1800225" cy="885825"/>
             <wp:effectExtent t="0" r="0" b="0" l="0"/>
             <wp:docPr id="1" name="logo" descr="לוגו הקריה האקדמית אונו" title="הקריה האקדמית אונו"/>
             <wp:cNvGraphicFramePr>
@@ -35,7 +35,7 @@
                   <pic:spPr bwMode="auto">
                     <a:xfrm>
                       <a:off x="0" y="0"/>
-                      <a:ext cx="1295400" cy="638175"/>
+                      <a:ext cx="1800225" cy="885825"/>
                     </a:xfrm>
                     <a:prstGeom prst="rect">
                       <a:avLst/>
